--- a/装机模拟器模拟赛Ⅰ/扫描病毒/扫描病毒.docx
+++ b/装机模拟器模拟赛Ⅰ/扫描病毒/扫描病毒.docx
@@ -17,33 +17,66 @@
       <w:bookmarkStart w:id="0" w:name="OLE_LINK1"/>
       <w:r>
         <w:rPr>
-          <w:rFonts w:hint="eastAsia"/>
+          <w:rFonts w:hint="default"/>
           <w:b/>
           <w:bCs/>
           <w:sz w:val="21"/>
           <w:szCs w:val="21"/>
-          <w:lang w:val="en-US" w:eastAsia="zh-CN"/>
-        </w:rPr>
-        <w:t>128MB,1S,</w:t>
-      </w:r>
-      <w:r>
-        <w:rPr>
-          <w:rFonts w:hint="default"/>
+          <w:lang w:eastAsia="zh-CN"/>
+        </w:rPr>
+        <w:t>512</w:t>
+      </w:r>
+      <w:r>
+        <w:rPr>
+          <w:rFonts w:hint="eastAsia"/>
           <w:b/>
           <w:bCs/>
           <w:sz w:val="21"/>
           <w:szCs w:val="21"/>
-          <w:lang w:eastAsia="zh-CN"/>
-        </w:rPr>
-        <w:t>virusscan</w:t>
-      </w:r>
-      <w:r>
-        <w:rPr>
-          <w:rFonts w:hint="eastAsia"/>
+          <w:lang w:val="en-US" w:eastAsia="zh-CN"/>
+        </w:rPr>
+        <w:t>MB,</w:t>
+      </w:r>
+      <w:r>
+        <w:rPr>
+          <w:rFonts w:hint="default"/>
           <w:b/>
           <w:bCs/>
           <w:sz w:val="21"/>
           <w:szCs w:val="21"/>
+          <w:lang w:eastAsia="zh-CN"/>
+        </w:rPr>
+        <w:t>2</w:t>
+      </w:r>
+      <w:r>
+        <w:rPr>
+          <w:rFonts w:hint="eastAsia"/>
+          <w:b/>
+          <w:bCs/>
+          <w:sz w:val="21"/>
+          <w:szCs w:val="21"/>
+          <w:lang w:val="en-US" w:eastAsia="zh-CN"/>
+        </w:rPr>
+        <w:t>S,</w:t>
+      </w:r>
+      <w:r>
+        <w:rPr>
+          <w:rFonts w:hint="default"/>
+          <w:b/>
+          <w:bCs/>
+          <w:sz w:val="21"/>
+          <w:szCs w:val="21"/>
+          <w:lang w:eastAsia="zh-CN"/>
+        </w:rPr>
+        <w:t>virusscan</w:t>
+      </w:r>
+      <w:r>
+        <w:rPr>
+          <w:rFonts w:hint="eastAsia"/>
+          <w:b/>
+          <w:bCs/>
+          <w:sz w:val="21"/>
+          <w:szCs w:val="21"/>
           <w:lang w:val="en-US" w:eastAsia="zh-CN"/>
         </w:rPr>
         <w:t>.xxx</w:t>
@@ -61,186 +94,631 @@
           <w:lang w:val="en-US" w:eastAsia="zh-CN"/>
         </w:rPr>
       </w:pPr>
+      <w:bookmarkStart w:id="1" w:name="OLE_LINK5"/>
+      <w:r>
+        <w:rPr>
+          <w:rFonts w:hint="eastAsia" w:eastAsiaTheme="minorEastAsia"/>
+          <w:b/>
+          <w:bCs/>
+          <w:sz w:val="32"/>
+          <w:szCs w:val="32"/>
+          <w:lang w:val="en-US" w:eastAsia="zh-CN"/>
+        </w:rPr>
+        <w:t>扫描病毒</w:t>
+      </w:r>
+    </w:p>
+    <w:bookmarkEnd w:id="0"/>
+    <w:bookmarkEnd w:id="1"/>
+    <w:p>
+      <w:pPr>
+        <w:jc w:val="both"/>
+        <w:rPr>
+          <w:rFonts w:hint="eastAsia"/>
+          <w:b/>
+          <w:bCs/>
+          <w:sz w:val="28"/>
+          <w:szCs w:val="28"/>
+          <w:lang w:val="en-US" w:eastAsia="zh-CN"/>
+        </w:rPr>
+      </w:pPr>
+      <w:r>
+        <w:rPr>
+          <w:rFonts w:hint="eastAsia"/>
+          <w:b/>
+          <w:bCs/>
+          <w:sz w:val="28"/>
+          <w:szCs w:val="28"/>
+          <w:lang w:val="en-US" w:eastAsia="zh-CN"/>
+        </w:rPr>
+        <w:t>问题描述</w:t>
+      </w:r>
+    </w:p>
+    <w:p>
+      <w:pPr>
+        <w:ind w:firstLine="420" w:firstLineChars="0"/>
+        <w:jc w:val="both"/>
+        <w:rPr>
+          <w:rFonts w:hint="default"/>
+          <w:b w:val="0"/>
+          <w:bCs w:val="0"/>
+          <w:sz w:val="24"/>
+          <w:szCs w:val="24"/>
+          <w:lang w:eastAsia="zh-CN"/>
+        </w:rPr>
+      </w:pPr>
+      <w:bookmarkStart w:id="2" w:name="OLE_LINK2"/>
+      <w:r>
+        <w:rPr>
+          <w:rFonts w:hint="default"/>
+          <w:b w:val="0"/>
+          <w:bCs w:val="0"/>
+          <w:sz w:val="24"/>
+          <w:szCs w:val="24"/>
+          <w:lang w:eastAsia="zh-CN"/>
+        </w:rPr>
+        <w:t>你的客户将他的中了病毒电脑寄给了你，他并不知道病毒的详细信息，他希望你能帮他将电脑杀毒，成功之后你将得到$110的报酬。</w:t>
+      </w:r>
+    </w:p>
+    <w:p>
+      <w:pPr>
+        <w:ind w:firstLine="420" w:firstLineChars="0"/>
+        <w:jc w:val="both"/>
+        <w:rPr>
+          <w:rFonts w:hint="default"/>
+          <w:b w:val="0"/>
+          <w:bCs w:val="0"/>
+          <w:sz w:val="24"/>
+          <w:szCs w:val="24"/>
+          <w:lang w:eastAsia="zh-CN"/>
+        </w:rPr>
+      </w:pPr>
+      <w:r>
+        <w:rPr>
+          <w:rFonts w:hint="default"/>
+          <w:b w:val="0"/>
+          <w:bCs w:val="0"/>
+          <w:sz w:val="24"/>
+          <w:szCs w:val="24"/>
+          <w:lang w:eastAsia="zh-CN"/>
+        </w:rPr>
+        <w:t>电脑的文件系统可以看做一棵有N个节点（编号1到N）的树。</w:t>
+      </w:r>
+    </w:p>
+    <w:p>
+      <w:pPr>
+        <w:ind w:firstLine="420" w:firstLineChars="0"/>
+        <w:jc w:val="both"/>
+        <w:rPr>
+          <w:rFonts w:hint="default"/>
+          <w:b w:val="0"/>
+          <w:bCs w:val="0"/>
+          <w:sz w:val="24"/>
+          <w:szCs w:val="24"/>
+          <w:lang w:eastAsia="zh-CN"/>
+        </w:rPr>
+      </w:pPr>
+      <w:r>
+        <w:rPr>
+          <w:rFonts w:hint="default"/>
+          <w:b w:val="0"/>
+          <w:bCs w:val="0"/>
+          <w:sz w:val="24"/>
+          <w:szCs w:val="24"/>
+          <w:lang w:eastAsia="zh-CN"/>
+        </w:rPr>
+        <w:t>你在对电脑进行检查后，发现这个病毒十分活跃，会不断地创建文件，具体有以下几种方式创建文件。</w:t>
+      </w:r>
+    </w:p>
+    <w:p>
+      <w:pPr>
+        <w:ind w:firstLine="420" w:firstLineChars="0"/>
+        <w:jc w:val="both"/>
+        <w:rPr>
+          <w:rFonts w:hint="eastAsia"/>
+          <w:b w:val="0"/>
+          <w:bCs w:val="0"/>
+          <w:sz w:val="24"/>
+          <w:szCs w:val="24"/>
+          <w:lang w:eastAsia="zh-CN"/>
+        </w:rPr>
+      </w:pPr>
+      <w:r>
+        <w:rPr>
+          <w:rFonts w:hint="default"/>
+          <w:b w:val="0"/>
+          <w:bCs w:val="0"/>
+          <w:sz w:val="24"/>
+          <w:szCs w:val="24"/>
+          <w:lang w:eastAsia="zh-CN"/>
+        </w:rPr>
+        <w:t>1 a b 将a到b的路径上每个节点的权值加1</w:t>
+      </w:r>
+    </w:p>
+    <w:p>
+      <w:pPr>
+        <w:ind w:firstLine="420" w:firstLineChars="0"/>
+        <w:jc w:val="both"/>
+        <w:rPr>
+          <w:rFonts w:hint="default"/>
+          <w:b w:val="0"/>
+          <w:bCs w:val="0"/>
+          <w:sz w:val="24"/>
+          <w:szCs w:val="24"/>
+          <w:lang w:eastAsia="zh-CN"/>
+        </w:rPr>
+      </w:pPr>
+      <w:r>
+        <w:rPr>
+          <w:rFonts w:hint="default"/>
+          <w:b w:val="0"/>
+          <w:bCs w:val="0"/>
+          <w:sz w:val="24"/>
+          <w:szCs w:val="24"/>
+          <w:lang w:eastAsia="zh-CN"/>
+        </w:rPr>
+        <w:t>2 a b 将距离a到b的路径上某个节点距离为1且不在路径上的所有节点权值加1</w:t>
+      </w:r>
+    </w:p>
+    <w:p>
+      <w:pPr>
+        <w:ind w:firstLine="420" w:firstLineChars="0"/>
+        <w:jc w:val="both"/>
+        <w:rPr>
+          <w:rFonts w:hint="default"/>
+          <w:b w:val="0"/>
+          <w:bCs w:val="0"/>
+          <w:sz w:val="24"/>
+          <w:szCs w:val="24"/>
+          <w:lang w:eastAsia="zh-CN"/>
+        </w:rPr>
+      </w:pPr>
+      <w:r>
+        <w:rPr>
+          <w:rFonts w:hint="default"/>
+          <w:b w:val="0"/>
+          <w:bCs w:val="0"/>
+          <w:sz w:val="24"/>
+          <w:szCs w:val="24"/>
+          <w:lang w:eastAsia="zh-CN"/>
+        </w:rPr>
+        <w:t>3 a 将a的子树的权值加1</w:t>
+      </w:r>
+    </w:p>
+    <w:p>
+      <w:pPr>
+        <w:ind w:firstLine="420" w:firstLineChars="0"/>
+        <w:jc w:val="both"/>
+        <w:rPr>
+          <w:rFonts w:hint="default"/>
+          <w:b w:val="0"/>
+          <w:bCs w:val="0"/>
+          <w:sz w:val="24"/>
+          <w:szCs w:val="24"/>
+          <w:lang w:eastAsia="zh-CN"/>
+        </w:rPr>
+      </w:pPr>
+      <w:r>
+        <w:rPr>
+          <w:rFonts w:hint="default"/>
+          <w:b w:val="0"/>
+          <w:bCs w:val="0"/>
+          <w:sz w:val="24"/>
+          <w:szCs w:val="24"/>
+          <w:lang w:eastAsia="zh-CN"/>
+        </w:rPr>
+        <w:t>4 a b查询a到b的路径上的权值和</w:t>
+      </w:r>
+    </w:p>
+    <w:p>
+      <w:pPr>
+        <w:ind w:firstLine="420" w:firstLineChars="0"/>
+        <w:jc w:val="both"/>
+        <w:rPr>
+          <w:rFonts w:hint="default"/>
+          <w:b w:val="0"/>
+          <w:bCs w:val="0"/>
+          <w:sz w:val="24"/>
+          <w:szCs w:val="24"/>
+          <w:lang w:eastAsia="zh-CN"/>
+        </w:rPr>
+      </w:pPr>
+      <w:r>
+        <w:rPr>
+          <w:rFonts w:hint="default"/>
+          <w:b w:val="0"/>
+          <w:bCs w:val="0"/>
+          <w:sz w:val="24"/>
+          <w:szCs w:val="24"/>
+          <w:lang w:eastAsia="zh-CN"/>
+        </w:rPr>
+        <w:t>5 a b 查询距离a到b的路径上某个节点距离为1且不在路径上的所有节点权值和。</w:t>
+      </w:r>
+    </w:p>
+    <w:p>
+      <w:pPr>
+        <w:ind w:firstLine="420" w:firstLineChars="0"/>
+        <w:jc w:val="both"/>
+        <w:rPr>
+          <w:rFonts w:hint="default"/>
+          <w:b w:val="0"/>
+          <w:bCs w:val="0"/>
+          <w:sz w:val="24"/>
+          <w:szCs w:val="24"/>
+          <w:lang w:eastAsia="zh-CN"/>
+        </w:rPr>
+      </w:pPr>
+      <w:r>
+        <w:rPr>
+          <w:rFonts w:hint="default"/>
+          <w:b w:val="0"/>
+          <w:bCs w:val="0"/>
+          <w:sz w:val="24"/>
+          <w:szCs w:val="24"/>
+          <w:lang w:eastAsia="zh-CN"/>
+        </w:rPr>
+        <w:t>6 a 查询a子树的权值和。</w:t>
+      </w:r>
+    </w:p>
+    <w:p>
+      <w:pPr>
+        <w:ind w:firstLine="420" w:firstLineChars="0"/>
+        <w:jc w:val="both"/>
+        <w:rPr>
+          <w:rFonts w:hint="eastAsia"/>
+          <w:b w:val="0"/>
+          <w:bCs w:val="0"/>
+          <w:sz w:val="24"/>
+          <w:szCs w:val="24"/>
+          <w:lang w:eastAsia="zh-CN"/>
+        </w:rPr>
+      </w:pPr>
+      <w:r>
+        <w:rPr>
+          <w:rFonts w:hint="default"/>
+          <w:b w:val="0"/>
+          <w:bCs w:val="0"/>
+          <w:sz w:val="24"/>
+          <w:szCs w:val="24"/>
+          <w:lang w:eastAsia="zh-CN"/>
+        </w:rPr>
+        <w:t>选手可以自行开启O2。</w:t>
+      </w:r>
+    </w:p>
+    <w:p>
+      <w:pPr>
+        <w:ind w:firstLine="420" w:firstLineChars="0"/>
+        <w:jc w:val="both"/>
+        <w:rPr>
+          <w:rFonts w:hint="eastAsia"/>
+          <w:b w:val="0"/>
+          <w:bCs w:val="0"/>
+          <w:sz w:val="24"/>
+          <w:szCs w:val="24"/>
+          <w:lang w:eastAsia="zh-CN"/>
+        </w:rPr>
+      </w:pPr>
+    </w:p>
+    <w:bookmarkEnd w:id="2"/>
+    <w:p>
+      <w:pPr>
+        <w:jc w:val="both"/>
+        <w:rPr>
+          <w:rFonts w:hint="eastAsia"/>
+          <w:b/>
+          <w:bCs/>
+          <w:sz w:val="28"/>
+          <w:szCs w:val="28"/>
+          <w:lang w:val="en-US" w:eastAsia="zh-CN"/>
+        </w:rPr>
+      </w:pPr>
+      <w:r>
+        <w:rPr>
+          <w:rFonts w:hint="eastAsia"/>
+          <w:b/>
+          <w:bCs/>
+          <w:sz w:val="28"/>
+          <w:szCs w:val="28"/>
+          <w:lang w:val="en-US" w:eastAsia="zh-CN"/>
+        </w:rPr>
+        <w:t>输入描述</w:t>
+      </w:r>
+    </w:p>
+    <w:p>
+      <w:pPr>
+        <w:ind w:firstLine="420" w:firstLineChars="0"/>
+        <w:jc w:val="both"/>
+        <w:outlineLvl w:val="9"/>
+        <w:rPr>
+          <w:rFonts w:hint="eastAsia"/>
+          <w:b w:val="0"/>
+          <w:bCs w:val="0"/>
+          <w:sz w:val="24"/>
+          <w:szCs w:val="24"/>
+          <w:lang w:eastAsia="zh-CN"/>
+        </w:rPr>
+      </w:pPr>
+      <w:bookmarkStart w:id="3" w:name="OLE_LINK4"/>
+      <w:r>
+        <w:rPr>
+          <w:rFonts w:hint="default"/>
+          <w:b w:val="0"/>
+          <w:bCs w:val="0"/>
+          <w:sz w:val="24"/>
+          <w:szCs w:val="24"/>
+          <w:lang w:eastAsia="zh-CN"/>
+        </w:rPr>
+        <w:t>第一行两个个整数N，M，表示树节点个数为N，操作次数为M。</w:t>
+      </w:r>
+    </w:p>
+    <w:p>
+      <w:pPr>
+        <w:ind w:firstLine="420" w:firstLineChars="0"/>
+        <w:jc w:val="both"/>
+        <w:outlineLvl w:val="9"/>
+        <w:rPr>
+          <w:rFonts w:hint="default"/>
+          <w:b w:val="0"/>
+          <w:bCs w:val="0"/>
+          <w:sz w:val="24"/>
+          <w:szCs w:val="24"/>
+          <w:lang w:eastAsia="zh-CN"/>
+        </w:rPr>
+      </w:pPr>
+      <w:r>
+        <w:rPr>
+          <w:rFonts w:hint="default"/>
+          <w:b w:val="0"/>
+          <w:bCs w:val="0"/>
+          <w:sz w:val="24"/>
+          <w:szCs w:val="24"/>
+          <w:lang w:eastAsia="zh-CN"/>
+        </w:rPr>
+        <w:t>接下来N-1行，每行两个整数a, b表示a与b之间有一条边相连，</w:t>
+      </w:r>
+    </w:p>
+    <w:p>
+      <w:pPr>
+        <w:ind w:firstLine="420" w:firstLineChars="0"/>
+        <w:jc w:val="both"/>
+        <w:outlineLvl w:val="9"/>
+        <w:rPr>
+          <w:rFonts w:hint="eastAsia"/>
+          <w:b w:val="0"/>
+          <w:bCs w:val="0"/>
+          <w:sz w:val="24"/>
+          <w:szCs w:val="24"/>
+          <w:lang w:eastAsia="zh-CN"/>
+        </w:rPr>
+      </w:pPr>
+      <w:r>
+        <w:rPr>
+          <w:rFonts w:hint="default"/>
+          <w:b w:val="0"/>
+          <w:bCs w:val="0"/>
+          <w:sz w:val="24"/>
+          <w:szCs w:val="24"/>
+          <w:lang w:eastAsia="zh-CN"/>
+        </w:rPr>
+        <w:t>接下来M行，每行的格式为下面6种之一</w:t>
+      </w:r>
+    </w:p>
+    <w:bookmarkEnd w:id="3"/>
+    <w:p>
+      <w:pPr>
+        <w:ind w:firstLine="420" w:firstLineChars="0"/>
+        <w:jc w:val="both"/>
+        <w:rPr>
+          <w:rFonts w:hint="eastAsia"/>
+          <w:b w:val="0"/>
+          <w:bCs w:val="0"/>
+          <w:sz w:val="24"/>
+          <w:szCs w:val="24"/>
+          <w:lang w:eastAsia="zh-CN"/>
+        </w:rPr>
+      </w:pPr>
+      <w:r>
+        <w:rPr>
+          <w:rFonts w:hint="default"/>
+          <w:b w:val="0"/>
+          <w:bCs w:val="0"/>
+          <w:sz w:val="24"/>
+          <w:szCs w:val="24"/>
+          <w:lang w:eastAsia="zh-CN"/>
+        </w:rPr>
+        <w:t>1 a b 将a到b的路径上每个节点的权值+1</w:t>
+      </w:r>
+    </w:p>
+    <w:p>
+      <w:pPr>
+        <w:ind w:firstLine="420" w:firstLineChars="0"/>
+        <w:jc w:val="both"/>
+        <w:rPr>
+          <w:rFonts w:hint="default"/>
+          <w:b w:val="0"/>
+          <w:bCs w:val="0"/>
+          <w:sz w:val="24"/>
+          <w:szCs w:val="24"/>
+          <w:lang w:eastAsia="zh-CN"/>
+        </w:rPr>
+      </w:pPr>
+      <w:r>
+        <w:rPr>
+          <w:rFonts w:hint="default"/>
+          <w:b w:val="0"/>
+          <w:bCs w:val="0"/>
+          <w:sz w:val="24"/>
+          <w:szCs w:val="24"/>
+          <w:lang w:eastAsia="zh-CN"/>
+        </w:rPr>
+        <w:t>2 a b 将距离a到b的路径上某个节点距离为1且不在路径上的所有节点权值+1</w:t>
+      </w:r>
+    </w:p>
+    <w:p>
+      <w:pPr>
+        <w:ind w:firstLine="420" w:firstLineChars="0"/>
+        <w:jc w:val="both"/>
+        <w:rPr>
+          <w:rFonts w:hint="default"/>
+          <w:b w:val="0"/>
+          <w:bCs w:val="0"/>
+          <w:sz w:val="24"/>
+          <w:szCs w:val="24"/>
+          <w:lang w:eastAsia="zh-CN"/>
+        </w:rPr>
+      </w:pPr>
+      <w:r>
+        <w:rPr>
+          <w:rFonts w:hint="default"/>
+          <w:b w:val="0"/>
+          <w:bCs w:val="0"/>
+          <w:sz w:val="24"/>
+          <w:szCs w:val="24"/>
+          <w:lang w:eastAsia="zh-CN"/>
+        </w:rPr>
+        <w:t>3 a 将a的子树的权值+1</w:t>
+      </w:r>
+    </w:p>
+    <w:p>
+      <w:pPr>
+        <w:ind w:firstLine="420" w:firstLineChars="0"/>
+        <w:jc w:val="both"/>
+        <w:rPr>
+          <w:rFonts w:hint="default"/>
+          <w:b w:val="0"/>
+          <w:bCs w:val="0"/>
+          <w:sz w:val="24"/>
+          <w:szCs w:val="24"/>
+          <w:lang w:eastAsia="zh-CN"/>
+        </w:rPr>
+      </w:pPr>
+      <w:r>
+        <w:rPr>
+          <w:rFonts w:hint="default"/>
+          <w:b w:val="0"/>
+          <w:bCs w:val="0"/>
+          <w:sz w:val="24"/>
+          <w:szCs w:val="24"/>
+          <w:lang w:eastAsia="zh-CN"/>
+        </w:rPr>
+        <w:t>4 a b查询a到b的路径上的权值和</w:t>
+      </w:r>
+    </w:p>
+    <w:p>
+      <w:pPr>
+        <w:ind w:firstLine="420" w:firstLineChars="0"/>
+        <w:jc w:val="both"/>
+        <w:rPr>
+          <w:rFonts w:hint="default"/>
+          <w:b w:val="0"/>
+          <w:bCs w:val="0"/>
+          <w:sz w:val="24"/>
+          <w:szCs w:val="24"/>
+          <w:lang w:eastAsia="zh-CN"/>
+        </w:rPr>
+      </w:pPr>
+      <w:r>
+        <w:rPr>
+          <w:rFonts w:hint="default"/>
+          <w:b w:val="0"/>
+          <w:bCs w:val="0"/>
+          <w:sz w:val="24"/>
+          <w:szCs w:val="24"/>
+          <w:lang w:eastAsia="zh-CN"/>
+        </w:rPr>
+        <w:t>5 a b 查询距离a到b的路径上某个节点距离为1且不在路径上的所有节点权值和。</w:t>
+      </w:r>
+    </w:p>
+    <w:p>
+      <w:pPr>
+        <w:ind w:firstLine="420" w:firstLineChars="0"/>
+        <w:jc w:val="both"/>
+        <w:rPr>
+          <w:rFonts w:hint="default"/>
+          <w:b w:val="0"/>
+          <w:bCs w:val="0"/>
+          <w:sz w:val="24"/>
+          <w:szCs w:val="24"/>
+          <w:lang w:eastAsia="zh-CN"/>
+        </w:rPr>
+      </w:pPr>
+      <w:r>
+        <w:rPr>
+          <w:rFonts w:hint="default"/>
+          <w:b w:val="0"/>
+          <w:bCs w:val="0"/>
+          <w:sz w:val="24"/>
+          <w:szCs w:val="24"/>
+          <w:lang w:eastAsia="zh-CN"/>
+        </w:rPr>
+        <w:t>6 a 查询a子树的权值和。</w:t>
+      </w:r>
+    </w:p>
+    <w:p>
+      <w:pPr>
+        <w:ind w:firstLine="420" w:firstLineChars="0"/>
+        <w:jc w:val="both"/>
+        <w:outlineLvl w:val="9"/>
+        <w:rPr>
+          <w:rFonts w:hint="eastAsia"/>
+          <w:b w:val="0"/>
+          <w:bCs w:val="0"/>
+          <w:sz w:val="24"/>
+          <w:szCs w:val="24"/>
+          <w:lang w:val="en-US" w:eastAsia="zh-CN"/>
+        </w:rPr>
+      </w:pPr>
+    </w:p>
+    <w:p>
+      <w:pPr>
+        <w:jc w:val="both"/>
+        <w:rPr>
+          <w:rFonts w:hint="eastAsia"/>
+          <w:b/>
+          <w:bCs/>
+          <w:sz w:val="28"/>
+          <w:szCs w:val="28"/>
+          <w:lang w:val="en-US" w:eastAsia="zh-CN"/>
+        </w:rPr>
+      </w:pPr>
+      <w:r>
+        <w:rPr>
+          <w:rFonts w:hint="eastAsia"/>
+          <w:b/>
+          <w:bCs/>
+          <w:sz w:val="28"/>
+          <w:szCs w:val="28"/>
+          <w:lang w:val="en-US" w:eastAsia="zh-CN"/>
+        </w:rPr>
+        <w:t>输出描述</w:t>
+      </w:r>
+    </w:p>
+    <w:p>
+      <w:pPr>
+        <w:ind w:firstLine="420" w:firstLineChars="0"/>
+        <w:jc w:val="both"/>
+        <w:rPr>
+          <w:rFonts w:hint="eastAsia"/>
+          <w:b w:val="0"/>
+          <w:bCs w:val="0"/>
+          <w:sz w:val="24"/>
+          <w:szCs w:val="24"/>
+          <w:lang w:eastAsia="zh-CN"/>
+        </w:rPr>
+      </w:pPr>
+      <w:bookmarkStart w:id="4" w:name="OLE_LINK6"/>
+      <w:r>
+        <w:rPr>
+          <w:rFonts w:hint="default"/>
+          <w:b w:val="0"/>
+          <w:bCs w:val="0"/>
+          <w:sz w:val="24"/>
+          <w:szCs w:val="24"/>
+          <w:lang w:eastAsia="zh-CN"/>
+        </w:rPr>
+        <w:t>对于每个4、5、6操作，输出一行一个整数，表示询问的答案。</w:t>
+      </w:r>
       <w:bookmarkStart w:id="6" w:name="_GoBack"/>
       <w:bookmarkEnd w:id="6"/>
-      <w:bookmarkStart w:id="1" w:name="OLE_LINK5"/>
-      <w:r>
-        <w:rPr>
-          <w:rFonts w:hint="eastAsia" w:eastAsiaTheme="minorEastAsia"/>
-          <w:b/>
-          <w:bCs/>
-          <w:sz w:val="32"/>
-          <w:szCs w:val="32"/>
-          <w:lang w:val="en-US" w:eastAsia="zh-CN"/>
-        </w:rPr>
-        <w:t>扫描病毒</w:t>
-      </w:r>
-    </w:p>
-    <w:bookmarkEnd w:id="0"/>
-    <w:bookmarkEnd w:id="1"/>
-    <w:p>
-      <w:pPr>
-        <w:jc w:val="both"/>
-        <w:rPr>
-          <w:rFonts w:hint="eastAsia"/>
-          <w:b/>
-          <w:bCs/>
-          <w:sz w:val="28"/>
-          <w:szCs w:val="28"/>
-          <w:lang w:val="en-US" w:eastAsia="zh-CN"/>
-        </w:rPr>
-      </w:pPr>
-      <w:r>
-        <w:rPr>
-          <w:rFonts w:hint="eastAsia"/>
-          <w:b/>
-          <w:bCs/>
-          <w:sz w:val="28"/>
-          <w:szCs w:val="28"/>
-          <w:lang w:val="en-US" w:eastAsia="zh-CN"/>
-        </w:rPr>
-        <w:t>问题描述</w:t>
-      </w:r>
-    </w:p>
-    <w:p>
-      <w:pPr>
-        <w:ind w:firstLine="420" w:firstLineChars="0"/>
-        <w:jc w:val="both"/>
-        <w:rPr>
-          <w:rFonts w:hint="eastAsia"/>
-          <w:b w:val="0"/>
-          <w:bCs w:val="0"/>
-          <w:sz w:val="24"/>
-          <w:szCs w:val="24"/>
-          <w:lang w:val="en-US" w:eastAsia="zh-CN"/>
-        </w:rPr>
-      </w:pPr>
-      <w:bookmarkStart w:id="2" w:name="OLE_LINK2"/>
-    </w:p>
-    <w:p>
-      <w:pPr>
-        <w:ind w:firstLine="420" w:firstLineChars="0"/>
-        <w:jc w:val="both"/>
-        <w:rPr>
-          <w:rFonts w:hint="eastAsia"/>
-          <w:b w:val="0"/>
-          <w:bCs w:val="0"/>
-          <w:sz w:val="24"/>
-          <w:szCs w:val="24"/>
-          <w:lang w:val="en-US" w:eastAsia="zh-CN"/>
-        </w:rPr>
-      </w:pPr>
-    </w:p>
-    <w:bookmarkEnd w:id="2"/>
-    <w:p>
-      <w:pPr>
-        <w:jc w:val="both"/>
-        <w:rPr>
-          <w:rFonts w:hint="eastAsia"/>
-          <w:b/>
-          <w:bCs/>
-          <w:sz w:val="28"/>
-          <w:szCs w:val="28"/>
-          <w:lang w:val="en-US" w:eastAsia="zh-CN"/>
-        </w:rPr>
-      </w:pPr>
-      <w:r>
-        <w:rPr>
-          <w:rFonts w:hint="eastAsia"/>
-          <w:b/>
-          <w:bCs/>
-          <w:sz w:val="28"/>
-          <w:szCs w:val="28"/>
-          <w:lang w:val="en-US" w:eastAsia="zh-CN"/>
-        </w:rPr>
-        <w:t>输入描述</w:t>
-      </w:r>
-    </w:p>
-    <w:p>
-      <w:pPr>
-        <w:ind w:firstLine="420" w:firstLineChars="0"/>
-        <w:jc w:val="both"/>
-        <w:outlineLvl w:val="9"/>
-        <w:rPr>
-          <w:rFonts w:hint="eastAsia"/>
-          <w:b w:val="0"/>
-          <w:bCs w:val="0"/>
-          <w:sz w:val="24"/>
-          <w:szCs w:val="24"/>
-          <w:lang w:val="en-US" w:eastAsia="zh-CN"/>
-        </w:rPr>
-      </w:pPr>
-      <w:bookmarkStart w:id="3" w:name="OLE_LINK4"/>
-    </w:p>
-    <w:p>
-      <w:pPr>
-        <w:ind w:firstLine="420" w:firstLineChars="0"/>
-        <w:jc w:val="both"/>
-        <w:outlineLvl w:val="9"/>
-        <w:rPr>
-          <w:rFonts w:hint="eastAsia"/>
-          <w:b w:val="0"/>
-          <w:bCs w:val="0"/>
-          <w:sz w:val="24"/>
-          <w:szCs w:val="24"/>
-          <w:lang w:val="en-US" w:eastAsia="zh-CN"/>
-        </w:rPr>
-      </w:pPr>
-    </w:p>
-    <w:bookmarkEnd w:id="3"/>
-    <w:p>
-      <w:pPr>
-        <w:ind w:firstLine="420" w:firstLineChars="0"/>
-        <w:jc w:val="both"/>
-        <w:outlineLvl w:val="9"/>
-        <w:rPr>
-          <w:rFonts w:hint="eastAsia"/>
-          <w:b w:val="0"/>
-          <w:bCs w:val="0"/>
-          <w:sz w:val="24"/>
-          <w:szCs w:val="24"/>
-          <w:lang w:val="en-US" w:eastAsia="zh-CN"/>
-        </w:rPr>
-      </w:pPr>
-    </w:p>
-    <w:p>
-      <w:pPr>
-        <w:jc w:val="both"/>
-        <w:rPr>
-          <w:rFonts w:hint="eastAsia"/>
-          <w:b/>
-          <w:bCs/>
-          <w:sz w:val="28"/>
-          <w:szCs w:val="28"/>
-          <w:lang w:val="en-US" w:eastAsia="zh-CN"/>
-        </w:rPr>
-      </w:pPr>
-      <w:r>
-        <w:rPr>
-          <w:rFonts w:hint="eastAsia"/>
-          <w:b/>
-          <w:bCs/>
-          <w:sz w:val="28"/>
-          <w:szCs w:val="28"/>
-          <w:lang w:val="en-US" w:eastAsia="zh-CN"/>
-        </w:rPr>
-        <w:t>输出描述</w:t>
-      </w:r>
-    </w:p>
-    <w:p>
-      <w:pPr>
-        <w:ind w:firstLine="420" w:firstLineChars="0"/>
-        <w:jc w:val="both"/>
-        <w:rPr>
-          <w:rFonts w:hint="eastAsia"/>
-          <w:b w:val="0"/>
-          <w:bCs w:val="0"/>
-          <w:sz w:val="24"/>
-          <w:szCs w:val="24"/>
-          <w:lang w:val="en-US" w:eastAsia="zh-CN"/>
-        </w:rPr>
-      </w:pPr>
-      <w:bookmarkStart w:id="4" w:name="OLE_LINK6"/>
     </w:p>
     <w:p>
       <w:pPr>
@@ -435,9 +913,20 @@
           <w:bCs w:val="0"/>
           <w:sz w:val="24"/>
           <w:szCs w:val="24"/>
-          <w:lang w:val="en-US" w:eastAsia="zh-CN"/>
-        </w:rPr>
-      </w:pPr>
+          <w:lang w:eastAsia="zh-CN"/>
+        </w:rPr>
+      </w:pPr>
+      <w:r>
+        <w:rPr>
+          <w:rFonts w:hint="default"/>
+          <w:b w:val="0"/>
+          <w:bCs w:val="0"/>
+          <w:sz w:val="24"/>
+          <w:szCs w:val="24"/>
+          <w:lang w:eastAsia="zh-CN"/>
+        </w:rPr>
+        <w:t>1 &lt;= N &lt;= 10,0000; 1 &lt;= M &lt;= 10,0000;</w:t>
+      </w:r>
     </w:p>
     <w:p>
       <w:pPr>
